--- a/docs/generated/docx/architecture/Architecture.docx
+++ b/docs/generated/docx/architecture/Architecture.docx
@@ -41,7 +41,7 @@
         <w:pStyle w:val="FirstParagraph"/>
       </w:pPr>
       <w:r>
-        <w:t xml:space="preserve">This document describes the overall software architecture of Trading Platform Pro.</w:t>
+        <w:t xml:space="preserve">This document defines the software architecture of Trading Platform Pro and its primary application, the Trading Cockpit.</w:t>
       </w:r>
     </w:p>
     <w:p>
@@ -49,7 +49,7 @@
         <w:pStyle w:val="BodyText"/>
       </w:pPr>
       <w:r>
-        <w:t xml:space="preserve">It defines the architectural principles, system structure and dependency rules that govern the entire project.</w:t>
+        <w:t xml:space="preserve">The architecture shall support incremental development of concrete trading workflows while preserving maintainability, deterministic behaviour and explicit system boundaries.</w:t>
       </w:r>
     </w:p>
     <w:p>
@@ -57,7 +57,15 @@
         <w:pStyle w:val="BodyText"/>
       </w:pPr>
       <w:r>
-        <w:t xml:space="preserve">Detailed implementation information is documented in the corresponding architecture documents.</w:t>
+        <w:t xml:space="preserve">Architecture exists to support product development.</w:t>
+      </w:r>
+    </w:p>
+    <w:p>
+      <w:pPr>
+        <w:pStyle w:val="BodyText"/>
+      </w:pPr>
+      <w:r>
+        <w:t xml:space="preserve">The platform shall not be generalized prematurely for hypothetical future applications.</w:t>
       </w:r>
     </w:p>
     <w:p>
@@ -106,7 +114,7 @@
         </w:numPr>
       </w:pPr>
       <w:r>
-        <w:t xml:space="preserve">High modularity</w:t>
+        <w:t xml:space="preserve">Deterministic behaviour</w:t>
       </w:r>
     </w:p>
     <w:p>
@@ -130,7 +138,7 @@
         </w:numPr>
       </w:pPr>
       <w:r>
-        <w:t xml:space="preserve">Excellent testability</w:t>
+        <w:t xml:space="preserve">Explicit dependencies</w:t>
       </w:r>
     </w:p>
     <w:p>
@@ -142,7 +150,7 @@
         </w:numPr>
       </w:pPr>
       <w:r>
-        <w:t xml:space="preserve">Scalability</w:t>
+        <w:t xml:space="preserve">High testability</w:t>
       </w:r>
     </w:p>
     <w:p>
@@ -154,7 +162,7 @@
         </w:numPr>
       </w:pPr>
       <w:r>
-        <w:t xml:space="preserve">Deterministic behavior</w:t>
+        <w:t xml:space="preserve">Operational transparency</w:t>
       </w:r>
     </w:p>
     <w:p>
@@ -166,7 +174,7 @@
         </w:numPr>
       </w:pPr>
       <w:r>
-        <w:t xml:space="preserve">Extensibility</w:t>
+        <w:t xml:space="preserve">Incremental product delivery</w:t>
       </w:r>
     </w:p>
     <w:p>
@@ -178,7 +186,19 @@
         </w:numPr>
       </w:pPr>
       <w:r>
-        <w:t xml:space="preserve">Enterprise-grade quality</w:t>
+        <w:t xml:space="preserve">Controlled extensibility</w:t>
+      </w:r>
+    </w:p>
+    <w:p>
+      <w:pPr>
+        <w:pStyle w:val="Compact"/>
+        <w:numPr>
+          <w:ilvl w:val="0"/>
+          <w:numId w:val="1001"/>
+        </w:numPr>
+      </w:pPr>
+      <w:r>
+        <w:t xml:space="preserve">Professional software quality</w:t>
       </w:r>
     </w:p>
     <w:p>
@@ -189,13 +209,13 @@
       </w:r>
     </w:p>
     <w:bookmarkEnd w:id="11"/>
-    <w:bookmarkStart w:id="12" w:name="architectural-style"/>
+    <w:bookmarkStart w:id="12" w:name="product-driven-architecture"/>
     <w:p>
       <w:pPr>
         <w:pStyle w:val="Heading1"/>
       </w:pPr>
       <w:r>
-        <w:t xml:space="preserve">Architectural Style</w:t>
+        <w:t xml:space="preserve">Product-Driven Architecture</w:t>
       </w:r>
     </w:p>
     <w:p>
@@ -203,7 +223,15 @@
         <w:pStyle w:val="FirstParagraph"/>
       </w:pPr>
       <w:r>
-        <w:t xml:space="preserve">Trading Platform Pro follows a combination of:</w:t>
+        <w:t xml:space="preserve">The Trading Cockpit is the primary application.</w:t>
+      </w:r>
+    </w:p>
+    <w:p>
+      <w:pPr>
+        <w:pStyle w:val="BodyText"/>
+      </w:pPr>
+      <w:r>
+        <w:t xml:space="preserve">Architecture capabilities shall evolve from concrete product workflows such as:</w:t>
       </w:r>
     </w:p>
     <w:p>
@@ -215,7 +243,7 @@
         </w:numPr>
       </w:pPr>
       <w:r>
-        <w:t xml:space="preserve">Clean Architecture</w:t>
+        <w:t xml:space="preserve">market observation</w:t>
       </w:r>
     </w:p>
     <w:p>
@@ -227,7 +255,7 @@
         </w:numPr>
       </w:pPr>
       <w:r>
-        <w:t xml:space="preserve">Domain-Driven Design (DDD)</w:t>
+        <w:t xml:space="preserve">instrument selection</w:t>
       </w:r>
     </w:p>
     <w:p>
@@ -239,7 +267,7 @@
         </w:numPr>
       </w:pPr>
       <w:r>
-        <w:t xml:space="preserve">Modular Monolith (initially)</w:t>
+        <w:t xml:space="preserve">trading candidate evaluation</w:t>
       </w:r>
     </w:p>
     <w:p>
@@ -251,7 +279,7 @@
         </w:numPr>
       </w:pPr>
       <w:r>
-        <w:t xml:space="preserve">Event-Driven Architecture</w:t>
+        <w:t xml:space="preserve">portfolio context</w:t>
       </w:r>
     </w:p>
     <w:p>
@@ -263,7 +291,43 @@
         </w:numPr>
       </w:pPr>
       <w:r>
-        <w:t xml:space="preserve">Dependency Injection</w:t>
+        <w:t xml:space="preserve">risk context</w:t>
+      </w:r>
+    </w:p>
+    <w:p>
+      <w:pPr>
+        <w:pStyle w:val="Compact"/>
+        <w:numPr>
+          <w:ilvl w:val="0"/>
+          <w:numId w:val="1002"/>
+        </w:numPr>
+      </w:pPr>
+      <w:r>
+        <w:t xml:space="preserve">order execution</w:t>
+      </w:r>
+    </w:p>
+    <w:p>
+      <w:pPr>
+        <w:pStyle w:val="Compact"/>
+        <w:numPr>
+          <w:ilvl w:val="0"/>
+          <w:numId w:val="1002"/>
+        </w:numPr>
+      </w:pPr>
+      <w:r>
+        <w:t xml:space="preserve">position monitoring</w:t>
+      </w:r>
+    </w:p>
+    <w:p>
+      <w:pPr>
+        <w:pStyle w:val="Compact"/>
+        <w:numPr>
+          <w:ilvl w:val="0"/>
+          <w:numId w:val="1002"/>
+        </w:numPr>
+      </w:pPr>
+      <w:r>
+        <w:t xml:space="preserve">trading review</w:t>
       </w:r>
     </w:p>
     <w:p>
@@ -271,7 +335,7 @@
         <w:pStyle w:val="FirstParagraph"/>
       </w:pPr>
       <w:r>
-        <w:t xml:space="preserve">This combination provides a solid foundation for future growth while keeping operational complexity low.</w:t>
+        <w:t xml:space="preserve">Technical capabilities shall not be introduced without a defined architectural or product requirement.</w:t>
       </w:r>
     </w:p>
     <w:p>
@@ -282,105 +346,13 @@
       </w:r>
     </w:p>
     <w:bookmarkEnd w:id="12"/>
-    <w:bookmarkStart w:id="13" w:name="high-level-architecture"/>
+    <w:bookmarkStart w:id="13" w:name="architectural-style"/>
     <w:p>
       <w:pPr>
         <w:pStyle w:val="Heading1"/>
       </w:pPr>
       <w:r>
-        <w:t xml:space="preserve">High-Level Architecture</w:t>
-      </w:r>
-    </w:p>
-    <w:p>
-      <w:pPr>
-        <w:pStyle w:val="SourceCode"/>
-      </w:pPr>
-      <w:r>
-        <w:rPr>
-          <w:rStyle w:val="VerbatimChar"/>
-        </w:rPr>
-        <w:t xml:space="preserve">Presentation</w:t>
-      </w:r>
-      <w:r>
-        <w:br/>
-      </w:r>
-      <w:r>
-        <w:rPr>
-          <w:rStyle w:val="VerbatimChar"/>
-        </w:rPr>
-        <w:t xml:space="preserve">        │</w:t>
-      </w:r>
-      <w:r>
-        <w:br/>
-      </w:r>
-      <w:r>
-        <w:rPr>
-          <w:rStyle w:val="VerbatimChar"/>
-        </w:rPr>
-        <w:t xml:space="preserve">        ▼</w:t>
-      </w:r>
-      <w:r>
-        <w:br/>
-      </w:r>
-      <w:r>
-        <w:rPr>
-          <w:rStyle w:val="VerbatimChar"/>
-        </w:rPr>
-        <w:t xml:space="preserve">Application</w:t>
-      </w:r>
-      <w:r>
-        <w:br/>
-      </w:r>
-      <w:r>
-        <w:rPr>
-          <w:rStyle w:val="VerbatimChar"/>
-        </w:rPr>
-        <w:t xml:space="preserve">        │</w:t>
-      </w:r>
-      <w:r>
-        <w:br/>
-      </w:r>
-      <w:r>
-        <w:rPr>
-          <w:rStyle w:val="VerbatimChar"/>
-        </w:rPr>
-        <w:t xml:space="preserve">        ▼</w:t>
-      </w:r>
-      <w:r>
-        <w:br/>
-      </w:r>
-      <w:r>
-        <w:rPr>
-          <w:rStyle w:val="VerbatimChar"/>
-        </w:rPr>
-        <w:t xml:space="preserve">Domain</w:t>
-      </w:r>
-      <w:r>
-        <w:br/>
-      </w:r>
-      <w:r>
-        <w:rPr>
-          <w:rStyle w:val="VerbatimChar"/>
-        </w:rPr>
-        <w:t xml:space="preserve">        ▲</w:t>
-      </w:r>
-      <w:r>
-        <w:br/>
-      </w:r>
-      <w:r>
-        <w:rPr>
-          <w:rStyle w:val="VerbatimChar"/>
-        </w:rPr>
-        <w:t xml:space="preserve">        │</w:t>
-      </w:r>
-      <w:r>
-        <w:br/>
-      </w:r>
-      <w:r>
-        <w:rPr>
-          <w:rStyle w:val="VerbatimChar"/>
-        </w:rPr>
-        <w:t xml:space="preserve">Infrastructure</w:t>
+        <w:t xml:space="preserve">Architectural Style</w:t>
       </w:r>
     </w:p>
     <w:p>
@@ -388,7 +360,95 @@
         <w:pStyle w:val="FirstParagraph"/>
       </w:pPr>
       <w:r>
-        <w:t xml:space="preserve">Dependencies always point toward the Domain layer.</w:t>
+        <w:t xml:space="preserve">Trading Platform Pro follows:</w:t>
+      </w:r>
+    </w:p>
+    <w:p>
+      <w:pPr>
+        <w:pStyle w:val="Compact"/>
+        <w:numPr>
+          <w:ilvl w:val="0"/>
+          <w:numId w:val="1003"/>
+        </w:numPr>
+      </w:pPr>
+      <w:r>
+        <w:t xml:space="preserve">Clean Architecture</w:t>
+      </w:r>
+    </w:p>
+    <w:p>
+      <w:pPr>
+        <w:pStyle w:val="Compact"/>
+        <w:numPr>
+          <w:ilvl w:val="0"/>
+          <w:numId w:val="1003"/>
+        </w:numPr>
+      </w:pPr>
+      <w:r>
+        <w:t xml:space="preserve">Domain-Driven Design</w:t>
+      </w:r>
+    </w:p>
+    <w:p>
+      <w:pPr>
+        <w:pStyle w:val="Compact"/>
+        <w:numPr>
+          <w:ilvl w:val="0"/>
+          <w:numId w:val="1003"/>
+        </w:numPr>
+      </w:pPr>
+      <w:r>
+        <w:t xml:space="preserve">Modular Monolith</w:t>
+      </w:r>
+    </w:p>
+    <w:p>
+      <w:pPr>
+        <w:pStyle w:val="Compact"/>
+        <w:numPr>
+          <w:ilvl w:val="0"/>
+          <w:numId w:val="1003"/>
+        </w:numPr>
+      </w:pPr>
+      <w:r>
+        <w:t xml:space="preserve">Event-Driven Architecture</w:t>
+      </w:r>
+    </w:p>
+    <w:p>
+      <w:pPr>
+        <w:pStyle w:val="Compact"/>
+        <w:numPr>
+          <w:ilvl w:val="0"/>
+          <w:numId w:val="1003"/>
+        </w:numPr>
+      </w:pPr>
+      <w:r>
+        <w:t xml:space="preserve">Dependency Injection</w:t>
+      </w:r>
+    </w:p>
+    <w:p>
+      <w:pPr>
+        <w:pStyle w:val="Compact"/>
+        <w:numPr>
+          <w:ilvl w:val="0"/>
+          <w:numId w:val="1003"/>
+        </w:numPr>
+      </w:pPr>
+      <w:r>
+        <w:t xml:space="preserve">Explicit Dependencies</w:t>
+      </w:r>
+    </w:p>
+    <w:p>
+      <w:pPr>
+        <w:pStyle w:val="FirstParagraph"/>
+      </w:pPr>
+      <w:r>
+        <w:t xml:space="preserve">The Modular Monolith is the default deployment architecture.</w:t>
+      </w:r>
+    </w:p>
+    <w:p>
+      <w:pPr>
+        <w:pStyle w:val="BodyText"/>
+      </w:pPr>
+      <w:r>
+        <w:t xml:space="preserve">Distribution into independent services requires explicit architectural justification.</w:t>
       </w:r>
     </w:p>
     <w:p>
@@ -399,1353 +459,92 @@
       </w:r>
     </w:p>
     <w:bookmarkEnd w:id="13"/>
-    <w:bookmarkStart w:id="18" w:name="layer-responsibilities"/>
+    <w:bookmarkStart w:id="14" w:name="high-level-architecture"/>
     <w:p>
       <w:pPr>
         <w:pStyle w:val="Heading1"/>
       </w:pPr>
       <w:r>
-        <w:t xml:space="preserve">Layer Responsibilities</w:t>
-      </w:r>
-    </w:p>
-    <w:bookmarkStart w:id="14" w:name="presentation"/>
-    <w:p>
-      <w:pPr>
-        <w:pStyle w:val="Heading2"/>
-      </w:pPr>
+        <w:t xml:space="preserve">High-Level Architecture</w:t>
+      </w:r>
+    </w:p>
+    <w:p>
+      <w:pPr>
+        <w:pStyle w:val="FirstParagraph"/>
+      </w:pPr>
+      <w:r>
+        <w:t xml:space="preserve">```text</w:t>
+      </w:r>
+      <w:r>
+        <w:t xml:space="preserve"> </w:t>
+      </w:r>
       <w:r>
         <w:t xml:space="preserve">Presentation</w:t>
       </w:r>
-    </w:p>
-    <w:p>
-      <w:pPr>
-        <w:pStyle w:val="FirstParagraph"/>
-      </w:pPr>
-      <w:r>
-        <w:t xml:space="preserve">Responsible for:</w:t>
-      </w:r>
-    </w:p>
-    <w:p>
-      <w:pPr>
-        <w:pStyle w:val="Compact"/>
-        <w:numPr>
-          <w:ilvl w:val="0"/>
-          <w:numId w:val="1003"/>
-        </w:numPr>
-      </w:pPr>
-      <w:r>
-        <w:t xml:space="preserve">User Interface</w:t>
-      </w:r>
-    </w:p>
-    <w:p>
-      <w:pPr>
-        <w:pStyle w:val="Compact"/>
-        <w:numPr>
-          <w:ilvl w:val="0"/>
-          <w:numId w:val="1003"/>
-        </w:numPr>
-      </w:pPr>
-      <w:r>
-        <w:t xml:space="preserve">Commands</w:t>
-      </w:r>
-    </w:p>
-    <w:p>
-      <w:pPr>
-        <w:pStyle w:val="Compact"/>
-        <w:numPr>
-          <w:ilvl w:val="0"/>
-          <w:numId w:val="1003"/>
-        </w:numPr>
-      </w:pPr>
-      <w:r>
-        <w:t xml:space="preserve">Views</w:t>
-      </w:r>
-    </w:p>
-    <w:p>
-      <w:pPr>
-        <w:pStyle w:val="Compact"/>
-        <w:numPr>
-          <w:ilvl w:val="0"/>
-          <w:numId w:val="1003"/>
-        </w:numPr>
-      </w:pPr>
-      <w:r>
-        <w:t xml:space="preserve">View Models</w:t>
-      </w:r>
-    </w:p>
-    <w:p>
-      <w:pPr>
-        <w:pStyle w:val="Compact"/>
-        <w:numPr>
-          <w:ilvl w:val="0"/>
-          <w:numId w:val="1003"/>
-        </w:numPr>
-      </w:pPr>
-      <w:r>
-        <w:t xml:space="preserve">User Interaction</w:t>
-      </w:r>
-    </w:p>
-    <w:p>
-      <w:r>
-        <w:pict>
-          <v:rect style="width:0;height:1.5pt" o:hralign="center" o:hrstd="t" o:hr="t"/>
-        </w:pict>
+      <w:r>
+        <w:t xml:space="preserve"> </w:t>
+      </w:r>
+      <w:r>
+        <w:t xml:space="preserve">│</w:t>
+      </w:r>
+      <w:r>
+        <w:t xml:space="preserve"> </w:t>
+      </w:r>
+      <w:r>
+        <w:t xml:space="preserve">▼</w:t>
+      </w:r>
+      <w:r>
+        <w:t xml:space="preserve"> </w:t>
+      </w:r>
+      <w:r>
+        <w:t xml:space="preserve">Application</w:t>
+      </w:r>
+      <w:r>
+        <w:t xml:space="preserve"> </w:t>
+      </w:r>
+      <w:r>
+        <w:t xml:space="preserve">│</w:t>
+      </w:r>
+      <w:r>
+        <w:t xml:space="preserve"> </w:t>
+      </w:r>
+      <w:r>
+        <w:t xml:space="preserve">▼</w:t>
+      </w:r>
+      <w:r>
+        <w:t xml:space="preserve"> </w:t>
+      </w:r>
+      <w:r>
+        <w:t xml:space="preserve">Domain</w:t>
+      </w:r>
+    </w:p>
+    <w:p>
+      <w:pPr>
+        <w:pStyle w:val="BodyText"/>
+      </w:pPr>
+      <w:r>
+        <w:t xml:space="preserve">Infrastructure</w:t>
+      </w:r>
+      <w:r>
+        <w:t xml:space="preserve"> </w:t>
+      </w:r>
+      <w:r>
+        <w:t xml:space="preserve">│</w:t>
+      </w:r>
+      <w:r>
+        <w:t xml:space="preserve"> </w:t>
+      </w:r>
+      <w:r>
+        <w:t xml:space="preserve">▼</w:t>
+      </w:r>
+      <w:r>
+        <w:t xml:space="preserve"> </w:t>
+      </w:r>
+      <w:r>
+        <w:t xml:space="preserve">Application / Domain Ports</w:t>
       </w:r>
     </w:p>
     <w:bookmarkEnd w:id="14"/>
-    <w:bookmarkStart w:id="15" w:name="application"/>
-    <w:p>
-      <w:pPr>
-        <w:pStyle w:val="Heading2"/>
-      </w:pPr>
-      <w:r>
-        <w:t xml:space="preserve">Application</w:t>
-      </w:r>
-    </w:p>
-    <w:p>
-      <w:pPr>
-        <w:pStyle w:val="FirstParagraph"/>
-      </w:pPr>
-      <w:r>
-        <w:t xml:space="preserve">Responsible for:</w:t>
-      </w:r>
-    </w:p>
-    <w:p>
-      <w:pPr>
-        <w:pStyle w:val="Compact"/>
-        <w:numPr>
-          <w:ilvl w:val="0"/>
-          <w:numId w:val="1004"/>
-        </w:numPr>
-      </w:pPr>
-      <w:r>
-        <w:t xml:space="preserve">Use Cases</w:t>
-      </w:r>
-    </w:p>
-    <w:p>
-      <w:pPr>
-        <w:pStyle w:val="Compact"/>
-        <w:numPr>
-          <w:ilvl w:val="0"/>
-          <w:numId w:val="1004"/>
-        </w:numPr>
-      </w:pPr>
-      <w:r>
-        <w:t xml:space="preserve">Commands</w:t>
-      </w:r>
-    </w:p>
-    <w:p>
-      <w:pPr>
-        <w:pStyle w:val="Compact"/>
-        <w:numPr>
-          <w:ilvl w:val="0"/>
-          <w:numId w:val="1004"/>
-        </w:numPr>
-      </w:pPr>
-      <w:r>
-        <w:t xml:space="preserve">Queries</w:t>
-      </w:r>
-    </w:p>
-    <w:p>
-      <w:pPr>
-        <w:pStyle w:val="Compact"/>
-        <w:numPr>
-          <w:ilvl w:val="0"/>
-          <w:numId w:val="1004"/>
-        </w:numPr>
-      </w:pPr>
-      <w:r>
-        <w:t xml:space="preserve">Application Services</w:t>
-      </w:r>
-    </w:p>
-    <w:p>
-      <w:pPr>
-        <w:pStyle w:val="Compact"/>
-        <w:numPr>
-          <w:ilvl w:val="0"/>
-          <w:numId w:val="1004"/>
-        </w:numPr>
-      </w:pPr>
-      <w:r>
-        <w:t xml:space="preserve">Workflow Coordination</w:t>
-      </w:r>
-    </w:p>
-    <w:p>
-      <w:r>
-        <w:pict>
-          <v:rect style="width:0;height:1.5pt" o:hralign="center" o:hrstd="t" o:hr="t"/>
-        </w:pict>
-      </w:r>
-    </w:p>
-    <w:bookmarkEnd w:id="15"/>
-    <w:bookmarkStart w:id="16" w:name="domain"/>
-    <w:p>
-      <w:pPr>
-        <w:pStyle w:val="Heading2"/>
-      </w:pPr>
-      <w:r>
-        <w:t xml:space="preserve">Domain</w:t>
-      </w:r>
-    </w:p>
-    <w:p>
-      <w:pPr>
-        <w:pStyle w:val="FirstParagraph"/>
-      </w:pPr>
-      <w:r>
-        <w:t xml:space="preserve">Responsible for:</w:t>
-      </w:r>
-    </w:p>
-    <w:p>
-      <w:pPr>
-        <w:pStyle w:val="Compact"/>
-        <w:numPr>
-          <w:ilvl w:val="0"/>
-          <w:numId w:val="1005"/>
-        </w:numPr>
-      </w:pPr>
-      <w:r>
-        <w:t xml:space="preserve">Business Rules</w:t>
-      </w:r>
-    </w:p>
-    <w:p>
-      <w:pPr>
-        <w:pStyle w:val="Compact"/>
-        <w:numPr>
-          <w:ilvl w:val="0"/>
-          <w:numId w:val="1005"/>
-        </w:numPr>
-      </w:pPr>
-      <w:r>
-        <w:t xml:space="preserve">Entities</w:t>
-      </w:r>
-    </w:p>
-    <w:p>
-      <w:pPr>
-        <w:pStyle w:val="Compact"/>
-        <w:numPr>
-          <w:ilvl w:val="0"/>
-          <w:numId w:val="1005"/>
-        </w:numPr>
-      </w:pPr>
-      <w:r>
-        <w:t xml:space="preserve">Value Objects</w:t>
-      </w:r>
-    </w:p>
-    <w:p>
-      <w:pPr>
-        <w:pStyle w:val="Compact"/>
-        <w:numPr>
-          <w:ilvl w:val="0"/>
-          <w:numId w:val="1005"/>
-        </w:numPr>
-      </w:pPr>
-      <w:r>
-        <w:t xml:space="preserve">Aggregates</w:t>
-      </w:r>
-    </w:p>
-    <w:p>
-      <w:pPr>
-        <w:pStyle w:val="Compact"/>
-        <w:numPr>
-          <w:ilvl w:val="0"/>
-          <w:numId w:val="1005"/>
-        </w:numPr>
-      </w:pPr>
-      <w:r>
-        <w:t xml:space="preserve">Domain Services</w:t>
-      </w:r>
-    </w:p>
-    <w:p>
-      <w:pPr>
-        <w:pStyle w:val="Compact"/>
-        <w:numPr>
-          <w:ilvl w:val="0"/>
-          <w:numId w:val="1005"/>
-        </w:numPr>
-      </w:pPr>
-      <w:r>
-        <w:t xml:space="preserve">Domain Events</w:t>
-      </w:r>
-    </w:p>
-    <w:p>
-      <w:pPr>
-        <w:pStyle w:val="FirstParagraph"/>
-      </w:pPr>
-      <w:r>
-        <w:t xml:space="preserve">The Domain layer contains no infrastructure dependencies.</w:t>
-      </w:r>
-    </w:p>
-    <w:p>
-      <w:r>
-        <w:pict>
-          <v:rect style="width:0;height:1.5pt" o:hralign="center" o:hrstd="t" o:hr="t"/>
-        </w:pict>
-      </w:r>
-    </w:p>
-    <w:bookmarkEnd w:id="16"/>
-    <w:bookmarkStart w:id="17" w:name="infrastructure"/>
-    <w:p>
-      <w:pPr>
-        <w:pStyle w:val="Heading2"/>
-      </w:pPr>
-      <w:r>
-        <w:t xml:space="preserve">Infrastructure</w:t>
-      </w:r>
-    </w:p>
-    <w:p>
-      <w:pPr>
-        <w:pStyle w:val="FirstParagraph"/>
-      </w:pPr>
-      <w:r>
-        <w:t xml:space="preserve">Responsible for:</w:t>
-      </w:r>
-    </w:p>
-    <w:p>
-      <w:pPr>
-        <w:pStyle w:val="Compact"/>
-        <w:numPr>
-          <w:ilvl w:val="0"/>
-          <w:numId w:val="1006"/>
-        </w:numPr>
-      </w:pPr>
-      <w:r>
-        <w:t xml:space="preserve">Persistence</w:t>
-      </w:r>
-    </w:p>
-    <w:p>
-      <w:pPr>
-        <w:pStyle w:val="Compact"/>
-        <w:numPr>
-          <w:ilvl w:val="0"/>
-          <w:numId w:val="1006"/>
-        </w:numPr>
-      </w:pPr>
-      <w:r>
-        <w:t xml:space="preserve">Configuration</w:t>
-      </w:r>
-    </w:p>
-    <w:p>
-      <w:pPr>
-        <w:pStyle w:val="Compact"/>
-        <w:numPr>
-          <w:ilvl w:val="0"/>
-          <w:numId w:val="1006"/>
-        </w:numPr>
-      </w:pPr>
-      <w:r>
-        <w:t xml:space="preserve">Logging</w:t>
-      </w:r>
-    </w:p>
-    <w:p>
-      <w:pPr>
-        <w:pStyle w:val="Compact"/>
-        <w:numPr>
-          <w:ilvl w:val="0"/>
-          <w:numId w:val="1006"/>
-        </w:numPr>
-      </w:pPr>
-      <w:r>
-        <w:t xml:space="preserve">Messaging</w:t>
-      </w:r>
-    </w:p>
-    <w:p>
-      <w:pPr>
-        <w:pStyle w:val="Compact"/>
-        <w:numPr>
-          <w:ilvl w:val="0"/>
-          <w:numId w:val="1006"/>
-        </w:numPr>
-      </w:pPr>
-      <w:r>
-        <w:t xml:space="preserve">Runtime</w:t>
-      </w:r>
-    </w:p>
-    <w:p>
-      <w:pPr>
-        <w:pStyle w:val="Compact"/>
-        <w:numPr>
-          <w:ilvl w:val="0"/>
-          <w:numId w:val="1006"/>
-        </w:numPr>
-      </w:pPr>
-      <w:r>
-        <w:t xml:space="preserve">Scheduling</w:t>
-      </w:r>
-    </w:p>
-    <w:p>
-      <w:pPr>
-        <w:pStyle w:val="Compact"/>
-        <w:numPr>
-          <w:ilvl w:val="0"/>
-          <w:numId w:val="1006"/>
-        </w:numPr>
-      </w:pPr>
-      <w:r>
-        <w:t xml:space="preserve">Plugins</w:t>
-      </w:r>
-    </w:p>
-    <w:p>
-      <w:pPr>
-        <w:pStyle w:val="Compact"/>
-        <w:numPr>
-          <w:ilvl w:val="0"/>
-          <w:numId w:val="1006"/>
-        </w:numPr>
-      </w:pPr>
-      <w:r>
-        <w:t xml:space="preserve">File System</w:t>
-      </w:r>
-    </w:p>
-    <w:p>
-      <w:pPr>
-        <w:pStyle w:val="Compact"/>
-        <w:numPr>
-          <w:ilvl w:val="0"/>
-          <w:numId w:val="1006"/>
-        </w:numPr>
-      </w:pPr>
-      <w:r>
-        <w:t xml:space="preserve">External APIs</w:t>
-      </w:r>
-    </w:p>
-    <w:p>
-      <w:pPr>
-        <w:pStyle w:val="FirstParagraph"/>
-      </w:pPr>
-      <w:r>
-        <w:t xml:space="preserve">Infrastructure implements interfaces defined by higher layers.</w:t>
-      </w:r>
-    </w:p>
-    <w:p>
-      <w:r>
-        <w:pict>
-          <v:rect style="width:0;height:1.5pt" o:hralign="center" o:hrstd="t" o:hr="t"/>
-        </w:pict>
-      </w:r>
-    </w:p>
-    <w:bookmarkEnd w:id="17"/>
-    <w:bookmarkEnd w:id="18"/>
-    <w:bookmarkStart w:id="19" w:name="dependency-rules"/>
-    <w:p>
-      <w:pPr>
-        <w:pStyle w:val="Heading1"/>
-      </w:pPr>
-      <w:r>
-        <w:t xml:space="preserve">Dependency Rules</w:t>
-      </w:r>
-    </w:p>
-    <w:p>
-      <w:pPr>
-        <w:pStyle w:val="FirstParagraph"/>
-      </w:pPr>
-      <w:r>
-        <w:t xml:space="preserve">Allowed:</w:t>
-      </w:r>
-    </w:p>
-    <w:p>
-      <w:pPr>
-        <w:pStyle w:val="SourceCode"/>
-      </w:pPr>
-      <w:r>
-        <w:rPr>
-          <w:rStyle w:val="VerbatimChar"/>
-        </w:rPr>
-        <w:t xml:space="preserve">Presentation</w:t>
-      </w:r>
-      <w:r>
-        <w:br/>
-      </w:r>
-      <w:r>
-        <w:rPr>
-          <w:rStyle w:val="VerbatimChar"/>
-        </w:rPr>
-        <w:t xml:space="preserve">        ↓</w:t>
-      </w:r>
-      <w:r>
-        <w:br/>
-      </w:r>
-      <w:r>
-        <w:rPr>
-          <w:rStyle w:val="VerbatimChar"/>
-        </w:rPr>
-        <w:t xml:space="preserve">Application</w:t>
-      </w:r>
-      <w:r>
-        <w:br/>
-      </w:r>
-      <w:r>
-        <w:rPr>
-          <w:rStyle w:val="VerbatimChar"/>
-        </w:rPr>
-        <w:t xml:space="preserve">        ↓</w:t>
-      </w:r>
-      <w:r>
-        <w:br/>
-      </w:r>
-      <w:r>
-        <w:rPr>
-          <w:rStyle w:val="VerbatimChar"/>
-        </w:rPr>
-        <w:t xml:space="preserve">Domain</w:t>
-      </w:r>
-      <w:r>
-        <w:br/>
-      </w:r>
-      <w:r>
-        <w:br/>
-      </w:r>
-      <w:r>
-        <w:rPr>
-          <w:rStyle w:val="VerbatimChar"/>
-        </w:rPr>
-        <w:t xml:space="preserve">Infrastructure</w:t>
-      </w:r>
-      <w:r>
-        <w:br/>
-      </w:r>
-      <w:r>
-        <w:rPr>
-          <w:rStyle w:val="VerbatimChar"/>
-        </w:rPr>
-        <w:t xml:space="preserve">        ↓</w:t>
-      </w:r>
-      <w:r>
-        <w:br/>
-      </w:r>
-      <w:r>
-        <w:rPr>
-          <w:rStyle w:val="VerbatimChar"/>
-        </w:rPr>
-        <w:t xml:space="preserve">Application</w:t>
-      </w:r>
-      <w:r>
-        <w:br/>
-      </w:r>
-      <w:r>
-        <w:rPr>
-          <w:rStyle w:val="VerbatimChar"/>
-        </w:rPr>
-        <w:t xml:space="preserve">        ↓</w:t>
-      </w:r>
-      <w:r>
-        <w:br/>
-      </w:r>
-      <w:r>
-        <w:rPr>
-          <w:rStyle w:val="VerbatimChar"/>
-        </w:rPr>
-        <w:t xml:space="preserve">Domain</w:t>
-      </w:r>
-    </w:p>
-    <w:p>
-      <w:pPr>
-        <w:pStyle w:val="FirstParagraph"/>
-      </w:pPr>
-      <w:r>
-        <w:t xml:space="preserve">Forbidden:</w:t>
-      </w:r>
-    </w:p>
-    <w:p>
-      <w:pPr>
-        <w:pStyle w:val="Compact"/>
-        <w:numPr>
-          <w:ilvl w:val="0"/>
-          <w:numId w:val="1007"/>
-        </w:numPr>
-      </w:pPr>
-      <w:r>
-        <w:t xml:space="preserve">Domain → Infrastructure</w:t>
-      </w:r>
-    </w:p>
-    <w:p>
-      <w:pPr>
-        <w:pStyle w:val="Compact"/>
-        <w:numPr>
-          <w:ilvl w:val="0"/>
-          <w:numId w:val="1007"/>
-        </w:numPr>
-      </w:pPr>
-      <w:r>
-        <w:t xml:space="preserve">Domain → Presentation</w:t>
-      </w:r>
-    </w:p>
-    <w:p>
-      <w:pPr>
-        <w:pStyle w:val="Compact"/>
-        <w:numPr>
-          <w:ilvl w:val="0"/>
-          <w:numId w:val="1007"/>
-        </w:numPr>
-      </w:pPr>
-      <w:r>
-        <w:t xml:space="preserve">Application → Presentation</w:t>
-      </w:r>
-    </w:p>
-    <w:p>
-      <w:r>
-        <w:pict>
-          <v:rect style="width:0;height:1.5pt" o:hralign="center" o:hrstd="t" o:hr="t"/>
-        </w:pict>
-      </w:r>
-    </w:p>
-    <w:bookmarkEnd w:id="19"/>
-    <w:bookmarkStart w:id="20" w:name="cross-cutting-concerns"/>
-    <w:p>
-      <w:pPr>
-        <w:pStyle w:val="Heading1"/>
-      </w:pPr>
-      <w:r>
-        <w:t xml:space="preserve">Cross-Cutting Concerns</w:t>
-      </w:r>
-    </w:p>
-    <w:p>
-      <w:pPr>
-        <w:pStyle w:val="FirstParagraph"/>
-      </w:pPr>
-      <w:r>
-        <w:t xml:space="preserve">Shared infrastructure includes:</w:t>
-      </w:r>
-    </w:p>
-    <w:p>
-      <w:pPr>
-        <w:pStyle w:val="Compact"/>
-        <w:numPr>
-          <w:ilvl w:val="0"/>
-          <w:numId w:val="1008"/>
-        </w:numPr>
-      </w:pPr>
-      <w:r>
-        <w:t xml:space="preserve">Logging</w:t>
-      </w:r>
-    </w:p>
-    <w:p>
-      <w:pPr>
-        <w:pStyle w:val="Compact"/>
-        <w:numPr>
-          <w:ilvl w:val="0"/>
-          <w:numId w:val="1008"/>
-        </w:numPr>
-      </w:pPr>
-      <w:r>
-        <w:t xml:space="preserve">Configuration</w:t>
-      </w:r>
-    </w:p>
-    <w:p>
-      <w:pPr>
-        <w:pStyle w:val="Compact"/>
-        <w:numPr>
-          <w:ilvl w:val="0"/>
-          <w:numId w:val="1008"/>
-        </w:numPr>
-      </w:pPr>
-      <w:r>
-        <w:t xml:space="preserve">Dependency Injection</w:t>
-      </w:r>
-    </w:p>
-    <w:p>
-      <w:pPr>
-        <w:pStyle w:val="Compact"/>
-        <w:numPr>
-          <w:ilvl w:val="0"/>
-          <w:numId w:val="1008"/>
-        </w:numPr>
-      </w:pPr>
-      <w:r>
-        <w:t xml:space="preserve">Monitoring</w:t>
-      </w:r>
-    </w:p>
-    <w:p>
-      <w:pPr>
-        <w:pStyle w:val="Compact"/>
-        <w:numPr>
-          <w:ilvl w:val="0"/>
-          <w:numId w:val="1008"/>
-        </w:numPr>
-      </w:pPr>
-      <w:r>
-        <w:t xml:space="preserve">Health Checks</w:t>
-      </w:r>
-    </w:p>
-    <w:p>
-      <w:pPr>
-        <w:pStyle w:val="Compact"/>
-        <w:numPr>
-          <w:ilvl w:val="0"/>
-          <w:numId w:val="1008"/>
-        </w:numPr>
-      </w:pPr>
-      <w:r>
-        <w:t xml:space="preserve">Serialization</w:t>
-      </w:r>
-    </w:p>
-    <w:p>
-      <w:pPr>
-        <w:pStyle w:val="Compact"/>
-        <w:numPr>
-          <w:ilvl w:val="0"/>
-          <w:numId w:val="1008"/>
-        </w:numPr>
-      </w:pPr>
-      <w:r>
-        <w:t xml:space="preserve">Runtime Services</w:t>
-      </w:r>
-    </w:p>
-    <w:p>
-      <w:pPr>
-        <w:pStyle w:val="FirstParagraph"/>
-      </w:pPr>
-      <w:r>
-        <w:t xml:space="preserve">These components remain isolated from business logic.</w:t>
-      </w:r>
-    </w:p>
-    <w:p>
-      <w:r>
-        <w:pict>
-          <v:rect style="width:0;height:1.5pt" o:hralign="center" o:hrstd="t" o:hr="t"/>
-        </w:pict>
-      </w:r>
-    </w:p>
-    <w:bookmarkEnd w:id="20"/>
-    <w:bookmarkStart w:id="21" w:name="architectural-principles"/>
-    <w:p>
-      <w:pPr>
-        <w:pStyle w:val="Heading1"/>
-      </w:pPr>
-      <w:r>
-        <w:t xml:space="preserve">Architectural Principles</w:t>
-      </w:r>
-    </w:p>
-    <w:p>
-      <w:pPr>
-        <w:pStyle w:val="FirstParagraph"/>
-      </w:pPr>
-      <w:r>
-        <w:t xml:space="preserve">Every implementation should strive for:</w:t>
-      </w:r>
-    </w:p>
-    <w:p>
-      <w:pPr>
-        <w:pStyle w:val="Compact"/>
-        <w:numPr>
-          <w:ilvl w:val="0"/>
-          <w:numId w:val="1009"/>
-        </w:numPr>
-      </w:pPr>
-      <w:r>
-        <w:t xml:space="preserve">High cohesion</w:t>
-      </w:r>
-    </w:p>
-    <w:p>
-      <w:pPr>
-        <w:pStyle w:val="Compact"/>
-        <w:numPr>
-          <w:ilvl w:val="0"/>
-          <w:numId w:val="1009"/>
-        </w:numPr>
-      </w:pPr>
-      <w:r>
-        <w:t xml:space="preserve">Low coupling</w:t>
-      </w:r>
-    </w:p>
-    <w:p>
-      <w:pPr>
-        <w:pStyle w:val="Compact"/>
-        <w:numPr>
-          <w:ilvl w:val="0"/>
-          <w:numId w:val="1009"/>
-        </w:numPr>
-      </w:pPr>
-      <w:r>
-        <w:t xml:space="preserve">Explicit dependencies</w:t>
-      </w:r>
-    </w:p>
-    <w:p>
-      <w:pPr>
-        <w:pStyle w:val="Compact"/>
-        <w:numPr>
-          <w:ilvl w:val="0"/>
-          <w:numId w:val="1009"/>
-        </w:numPr>
-      </w:pPr>
-      <w:r>
-        <w:t xml:space="preserve">Small components</w:t>
-      </w:r>
-    </w:p>
-    <w:p>
-      <w:pPr>
-        <w:pStyle w:val="Compact"/>
-        <w:numPr>
-          <w:ilvl w:val="0"/>
-          <w:numId w:val="1009"/>
-        </w:numPr>
-      </w:pPr>
-      <w:r>
-        <w:t xml:space="preserve">Testability</w:t>
-      </w:r>
-    </w:p>
-    <w:p>
-      <w:pPr>
-        <w:pStyle w:val="Compact"/>
-        <w:numPr>
-          <w:ilvl w:val="0"/>
-          <w:numId w:val="1009"/>
-        </w:numPr>
-      </w:pPr>
-      <w:r>
-        <w:t xml:space="preserve">Reusability</w:t>
-      </w:r>
-    </w:p>
-    <w:p>
-      <w:pPr>
-        <w:pStyle w:val="Compact"/>
-        <w:numPr>
-          <w:ilvl w:val="0"/>
-          <w:numId w:val="1009"/>
-        </w:numPr>
-      </w:pPr>
-      <w:r>
-        <w:t xml:space="preserve">Predictability</w:t>
-      </w:r>
-    </w:p>
-    <w:p>
-      <w:r>
-        <w:pict>
-          <v:rect style="width:0;height:1.5pt" o:hralign="center" o:hrstd="t" o:hr="t"/>
-        </w:pict>
-      </w:r>
-    </w:p>
-    <w:bookmarkEnd w:id="21"/>
-    <w:bookmarkStart w:id="22" w:name="evolution-strategy"/>
-    <w:p>
-      <w:pPr>
-        <w:pStyle w:val="Heading1"/>
-      </w:pPr>
-      <w:r>
-        <w:t xml:space="preserve">Evolution Strategy</w:t>
-      </w:r>
-    </w:p>
-    <w:p>
-      <w:pPr>
-        <w:pStyle w:val="FirstParagraph"/>
-      </w:pPr>
-      <w:r>
-        <w:t xml:space="preserve">The architecture evolves incrementally.</w:t>
-      </w:r>
-    </w:p>
-    <w:p>
-      <w:pPr>
-        <w:pStyle w:val="BodyText"/>
-      </w:pPr>
-      <w:r>
-        <w:t xml:space="preserve">Every new feature shall:</w:t>
-      </w:r>
-    </w:p>
-    <w:p>
-      <w:pPr>
-        <w:pStyle w:val="Compact"/>
-        <w:numPr>
-          <w:ilvl w:val="0"/>
-          <w:numId w:val="1010"/>
-        </w:numPr>
-      </w:pPr>
-      <w:r>
-        <w:t xml:space="preserve">respect existing boundaries</w:t>
-      </w:r>
-    </w:p>
-    <w:p>
-      <w:pPr>
-        <w:pStyle w:val="Compact"/>
-        <w:numPr>
-          <w:ilvl w:val="0"/>
-          <w:numId w:val="1010"/>
-        </w:numPr>
-      </w:pPr>
-      <w:r>
-        <w:t xml:space="preserve">preserve dependency direction</w:t>
-      </w:r>
-    </w:p>
-    <w:p>
-      <w:pPr>
-        <w:pStyle w:val="Compact"/>
-        <w:numPr>
-          <w:ilvl w:val="0"/>
-          <w:numId w:val="1010"/>
-        </w:numPr>
-      </w:pPr>
-      <w:r>
-        <w:t xml:space="preserve">minimize coupling</w:t>
-      </w:r>
-    </w:p>
-    <w:p>
-      <w:pPr>
-        <w:pStyle w:val="Compact"/>
-        <w:numPr>
-          <w:ilvl w:val="0"/>
-          <w:numId w:val="1010"/>
-        </w:numPr>
-      </w:pPr>
-      <w:r>
-        <w:t xml:space="preserve">maintain consistency</w:t>
-      </w:r>
-    </w:p>
-    <w:p>
-      <w:r>
-        <w:pict>
-          <v:rect style="width:0;height:1.5pt" o:hralign="center" o:hrstd="t" o:hr="t"/>
-        </w:pict>
-      </w:r>
-    </w:p>
-    <w:bookmarkEnd w:id="22"/>
-    <w:bookmarkStart w:id="23" w:name="architectural-decision-records-adr"/>
-    <w:p>
-      <w:pPr>
-        <w:pStyle w:val="Heading1"/>
-      </w:pPr>
-      <w:r>
-        <w:t xml:space="preserve">Architectural Decision Records (ADR)</w:t>
-      </w:r>
-    </w:p>
-    <w:p>
-      <w:pPr>
-        <w:pStyle w:val="FirstParagraph"/>
-      </w:pPr>
-      <w:r>
-        <w:t xml:space="preserve">Significant architectural decisions shall be documented as Architecture Decision Records (ADR).</w:t>
-      </w:r>
-    </w:p>
-    <w:p>
-      <w:pPr>
-        <w:pStyle w:val="BodyText"/>
-      </w:pPr>
-      <w:r>
-        <w:t xml:space="preserve">Each ADR should include:</w:t>
-      </w:r>
-    </w:p>
-    <w:p>
-      <w:pPr>
-        <w:pStyle w:val="Compact"/>
-        <w:numPr>
-          <w:ilvl w:val="0"/>
-          <w:numId w:val="1011"/>
-        </w:numPr>
-      </w:pPr>
-      <w:r>
-        <w:t xml:space="preserve">Context</w:t>
-      </w:r>
-    </w:p>
-    <w:p>
-      <w:pPr>
-        <w:pStyle w:val="Compact"/>
-        <w:numPr>
-          <w:ilvl w:val="0"/>
-          <w:numId w:val="1011"/>
-        </w:numPr>
-      </w:pPr>
-      <w:r>
-        <w:t xml:space="preserve">Decision</w:t>
-      </w:r>
-    </w:p>
-    <w:p>
-      <w:pPr>
-        <w:pStyle w:val="Compact"/>
-        <w:numPr>
-          <w:ilvl w:val="0"/>
-          <w:numId w:val="1011"/>
-        </w:numPr>
-      </w:pPr>
-      <w:r>
-        <w:t xml:space="preserve">Alternatives Considered</w:t>
-      </w:r>
-    </w:p>
-    <w:p>
-      <w:pPr>
-        <w:pStyle w:val="Compact"/>
-        <w:numPr>
-          <w:ilvl w:val="0"/>
-          <w:numId w:val="1011"/>
-        </w:numPr>
-      </w:pPr>
-      <w:r>
-        <w:t xml:space="preserve">Consequences</w:t>
-      </w:r>
-    </w:p>
-    <w:p>
-      <w:pPr>
-        <w:pStyle w:val="Compact"/>
-        <w:numPr>
-          <w:ilvl w:val="0"/>
-          <w:numId w:val="1011"/>
-        </w:numPr>
-      </w:pPr>
-      <w:r>
-        <w:t xml:space="preserve">Status</w:t>
-      </w:r>
-    </w:p>
-    <w:p>
-      <w:pPr>
-        <w:pStyle w:val="FirstParagraph"/>
-      </w:pPr>
-      <w:r>
-        <w:t xml:space="preserve">Architecture changes must reference the corresponding ADR.</w:t>
-      </w:r>
-    </w:p>
-    <w:p>
-      <w:r>
-        <w:pict>
-          <v:rect style="width:0;height:1.5pt" o:hralign="center" o:hrstd="t" o:hr="t"/>
-        </w:pict>
-      </w:r>
-    </w:p>
-    <w:bookmarkEnd w:id="23"/>
-    <w:bookmarkStart w:id="24" w:name="design-principles"/>
-    <w:p>
-      <w:pPr>
-        <w:pStyle w:val="Heading1"/>
-      </w:pPr>
-      <w:r>
-        <w:t xml:space="preserve">Design Principles</w:t>
-      </w:r>
-    </w:p>
-    <w:p>
-      <w:pPr>
-        <w:pStyle w:val="FirstParagraph"/>
-      </w:pPr>
-      <w:r>
-        <w:t xml:space="preserve">Every architectural decision should promote:</w:t>
-      </w:r>
-    </w:p>
-    <w:p>
-      <w:pPr>
-        <w:pStyle w:val="Compact"/>
-        <w:numPr>
-          <w:ilvl w:val="0"/>
-          <w:numId w:val="1012"/>
-        </w:numPr>
-      </w:pPr>
-      <w:r>
-        <w:t xml:space="preserve">Separation of Concerns</w:t>
-      </w:r>
-    </w:p>
-    <w:p>
-      <w:pPr>
-        <w:pStyle w:val="Compact"/>
-        <w:numPr>
-          <w:ilvl w:val="0"/>
-          <w:numId w:val="1012"/>
-        </w:numPr>
-      </w:pPr>
-      <w:r>
-        <w:t xml:space="preserve">Single Responsibility</w:t>
-      </w:r>
-    </w:p>
-    <w:p>
-      <w:pPr>
-        <w:pStyle w:val="Compact"/>
-        <w:numPr>
-          <w:ilvl w:val="0"/>
-          <w:numId w:val="1012"/>
-        </w:numPr>
-      </w:pPr>
-      <w:r>
-        <w:t xml:space="preserve">Explicit Dependencies</w:t>
-      </w:r>
-    </w:p>
-    <w:p>
-      <w:pPr>
-        <w:pStyle w:val="Compact"/>
-        <w:numPr>
-          <w:ilvl w:val="0"/>
-          <w:numId w:val="1012"/>
-        </w:numPr>
-      </w:pPr>
-      <w:r>
-        <w:t xml:space="preserve">Composition over Inheritance</w:t>
-      </w:r>
-    </w:p>
-    <w:p>
-      <w:pPr>
-        <w:pStyle w:val="Compact"/>
-        <w:numPr>
-          <w:ilvl w:val="0"/>
-          <w:numId w:val="1012"/>
-        </w:numPr>
-      </w:pPr>
-      <w:r>
-        <w:t xml:space="preserve">Interface Segregation</w:t>
-      </w:r>
-    </w:p>
-    <w:p>
-      <w:pPr>
-        <w:pStyle w:val="Compact"/>
-        <w:numPr>
-          <w:ilvl w:val="0"/>
-          <w:numId w:val="1012"/>
-        </w:numPr>
-      </w:pPr>
-      <w:r>
-        <w:t xml:space="preserve">Dependency Inversion</w:t>
-      </w:r>
-    </w:p>
-    <w:p>
-      <w:pPr>
-        <w:pStyle w:val="FirstParagraph"/>
-      </w:pPr>
-      <w:r>
-        <w:t xml:space="preserve">Avoid unnecessary complexity.</w:t>
-      </w:r>
-    </w:p>
-    <w:p>
-      <w:r>
-        <w:pict>
-          <v:rect style="width:0;height:1.5pt" o:hralign="center" o:hrstd="t" o:hr="t"/>
-        </w:pict>
-      </w:r>
-    </w:p>
-    <w:bookmarkEnd w:id="24"/>
-    <w:bookmarkStart w:id="25" w:name="scalability"/>
-    <w:p>
-      <w:pPr>
-        <w:pStyle w:val="Heading1"/>
-      </w:pPr>
-      <w:r>
-        <w:t xml:space="preserve">Scalability</w:t>
-      </w:r>
-    </w:p>
-    <w:p>
-      <w:pPr>
-        <w:pStyle w:val="FirstParagraph"/>
-      </w:pPr>
-      <w:r>
-        <w:t xml:space="preserve">The architecture shall support future expansion without major restructuring.</w:t>
-      </w:r>
-    </w:p>
-    <w:p>
-      <w:pPr>
-        <w:pStyle w:val="BodyText"/>
-      </w:pPr>
-      <w:r>
-        <w:t xml:space="preserve">Future applications may include:</w:t>
-      </w:r>
-    </w:p>
-    <w:p>
-      <w:pPr>
-        <w:pStyle w:val="Compact"/>
-        <w:numPr>
-          <w:ilvl w:val="0"/>
-          <w:numId w:val="1013"/>
-        </w:numPr>
-      </w:pPr>
-      <w:r>
-        <w:t xml:space="preserve">Portfolio Manager</w:t>
-      </w:r>
-    </w:p>
-    <w:p>
-      <w:pPr>
-        <w:pStyle w:val="Compact"/>
-        <w:numPr>
-          <w:ilvl w:val="0"/>
-          <w:numId w:val="1013"/>
-        </w:numPr>
-      </w:pPr>
-      <w:r>
-        <w:t xml:space="preserve">Market Scanner</w:t>
-      </w:r>
-    </w:p>
-    <w:p>
-      <w:pPr>
-        <w:pStyle w:val="Compact"/>
-        <w:numPr>
-          <w:ilvl w:val="0"/>
-          <w:numId w:val="1013"/>
-        </w:numPr>
-      </w:pPr>
-      <w:r>
-        <w:t xml:space="preserve">Strategy Lab</w:t>
-      </w:r>
-    </w:p>
-    <w:p>
-      <w:pPr>
-        <w:pStyle w:val="Compact"/>
-        <w:numPr>
-          <w:ilvl w:val="0"/>
-          <w:numId w:val="1013"/>
-        </w:numPr>
-      </w:pPr>
-      <w:r>
-        <w:t xml:space="preserve">Reporting Services</w:t>
-      </w:r>
-    </w:p>
-    <w:p>
-      <w:pPr>
-        <w:pStyle w:val="FirstParagraph"/>
-      </w:pPr>
-      <w:r>
-        <w:t xml:space="preserve">All applications shall reuse the shared platform services.</w:t>
-      </w:r>
-    </w:p>
-    <w:p>
-      <w:r>
-        <w:pict>
-          <v:rect style="width:0;height:1.5pt" o:hralign="center" o:hrstd="t" o:hr="t"/>
-        </w:pict>
-      </w:r>
-    </w:p>
-    <w:bookmarkEnd w:id="25"/>
-    <w:bookmarkStart w:id="26" w:name="architecture-review"/>
-    <w:p>
-      <w:pPr>
-        <w:pStyle w:val="Heading1"/>
-      </w:pPr>
-      <w:r>
-        <w:t xml:space="preserve">Architecture Review</w:t>
-      </w:r>
-    </w:p>
-    <w:p>
-      <w:pPr>
-        <w:pStyle w:val="FirstParagraph"/>
-      </w:pPr>
-      <w:r>
-        <w:t xml:space="preserve">Before merging architectural changes verify:</w:t>
-      </w:r>
-    </w:p>
-    <w:p>
-      <w:pPr>
-        <w:pStyle w:val="Compact"/>
-        <w:numPr>
-          <w:ilvl w:val="0"/>
-          <w:numId w:val="1014"/>
-        </w:numPr>
-      </w:pPr>
-      <w:r>
-        <w:t xml:space="preserve">dependency rules preserved</w:t>
-      </w:r>
-    </w:p>
-    <w:p>
-      <w:pPr>
-        <w:pStyle w:val="Compact"/>
-        <w:numPr>
-          <w:ilvl w:val="0"/>
-          <w:numId w:val="1014"/>
-        </w:numPr>
-      </w:pPr>
-      <w:r>
-        <w:t xml:space="preserve">boundaries respected</w:t>
-      </w:r>
-    </w:p>
-    <w:p>
-      <w:pPr>
-        <w:pStyle w:val="Compact"/>
-        <w:numPr>
-          <w:ilvl w:val="0"/>
-          <w:numId w:val="1014"/>
-        </w:numPr>
-      </w:pPr>
-      <w:r>
-        <w:t xml:space="preserve">documentation updated</w:t>
-      </w:r>
-    </w:p>
-    <w:p>
-      <w:pPr>
-        <w:pStyle w:val="Compact"/>
-        <w:numPr>
-          <w:ilvl w:val="0"/>
-          <w:numId w:val="1014"/>
-        </w:numPr>
-      </w:pPr>
-      <w:r>
-        <w:t xml:space="preserve">no cyclic dependencies</w:t>
-      </w:r>
-    </w:p>
-    <w:p>
-      <w:pPr>
-        <w:pStyle w:val="Compact"/>
-        <w:numPr>
-          <w:ilvl w:val="0"/>
-          <w:numId w:val="1014"/>
-        </w:numPr>
-      </w:pPr>
-      <w:r>
-        <w:t xml:space="preserve">no unnecessary coupling</w:t>
-      </w:r>
-    </w:p>
-    <w:p>
-      <w:r>
-        <w:pict>
-          <v:rect style="width:0;height:1.5pt" o:hralign="center" o:hrstd="t" o:hr="t"/>
-        </w:pict>
-      </w:r>
-    </w:p>
-    <w:bookmarkEnd w:id="26"/>
-    <w:bookmarkStart w:id="27" w:name="related-documents"/>
-    <w:p>
-      <w:pPr>
-        <w:pStyle w:val="Heading1"/>
-      </w:pPr>
-      <w:r>
-        <w:t xml:space="preserve">Related Documents</w:t>
-      </w:r>
-    </w:p>
-    <w:p>
-      <w:pPr>
-        <w:pStyle w:val="Compact"/>
-        <w:numPr>
-          <w:ilvl w:val="0"/>
-          <w:numId w:val="1015"/>
-        </w:numPr>
-      </w:pPr>
-      <w:r>
-        <w:t xml:space="preserve">Clean_Architecture.md</w:t>
-      </w:r>
-    </w:p>
-    <w:p>
-      <w:pPr>
-        <w:pStyle w:val="Compact"/>
-        <w:numPr>
-          <w:ilvl w:val="0"/>
-          <w:numId w:val="1015"/>
-        </w:numPr>
-      </w:pPr>
-      <w:r>
-        <w:t xml:space="preserve">Domain_Model.md</w:t>
-      </w:r>
-    </w:p>
-    <w:p>
-      <w:pPr>
-        <w:pStyle w:val="Compact"/>
-        <w:numPr>
-          <w:ilvl w:val="0"/>
-          <w:numId w:val="1015"/>
-        </w:numPr>
-      </w:pPr>
-      <w:r>
-        <w:t xml:space="preserve">Infrastructure.md</w:t>
-      </w:r>
-    </w:p>
-    <w:p>
-      <w:pPr>
-        <w:pStyle w:val="Compact"/>
-        <w:numPr>
-          <w:ilvl w:val="0"/>
-          <w:numId w:val="1015"/>
-        </w:numPr>
-      </w:pPr>
-      <w:r>
-        <w:t xml:space="preserve">Project_Structure.md</w:t>
-      </w:r>
-    </w:p>
-    <w:p>
-      <w:pPr>
-        <w:pStyle w:val="Compact"/>
-        <w:numPr>
-          <w:ilvl w:val="0"/>
-          <w:numId w:val="1015"/>
-        </w:numPr>
-      </w:pPr>
-      <w:r>
-        <w:t xml:space="preserve">AGENTS.md</w:t>
-      </w:r>
-    </w:p>
-    <w:bookmarkEnd w:id="27"/>
     <w:sectPr>
       <w:footnotePr>
         <w:numRestart w:val="eachSect"/>
@@ -1969,42 +768,6 @@
     <w:abstractNumId w:val="991"/>
   </w:num>
   <w:num w:numId="1003">
-    <w:abstractNumId w:val="991"/>
-  </w:num>
-  <w:num w:numId="1004">
-    <w:abstractNumId w:val="991"/>
-  </w:num>
-  <w:num w:numId="1005">
-    <w:abstractNumId w:val="991"/>
-  </w:num>
-  <w:num w:numId="1006">
-    <w:abstractNumId w:val="991"/>
-  </w:num>
-  <w:num w:numId="1007">
-    <w:abstractNumId w:val="991"/>
-  </w:num>
-  <w:num w:numId="1008">
-    <w:abstractNumId w:val="991"/>
-  </w:num>
-  <w:num w:numId="1009">
-    <w:abstractNumId w:val="991"/>
-  </w:num>
-  <w:num w:numId="1010">
-    <w:abstractNumId w:val="991"/>
-  </w:num>
-  <w:num w:numId="1011">
-    <w:abstractNumId w:val="991"/>
-  </w:num>
-  <w:num w:numId="1012">
-    <w:abstractNumId w:val="991"/>
-  </w:num>
-  <w:num w:numId="1013">
-    <w:abstractNumId w:val="991"/>
-  </w:num>
-  <w:num w:numId="1014">
-    <w:abstractNumId w:val="991"/>
-  </w:num>
-  <w:num w:numId="1015">
     <w:abstractNumId w:val="991"/>
   </w:num>
 </w:numbering>
